--- a/docs/reference-forms/output/TAI-FORM-P-26-blank.docx
+++ b/docs/reference-forms/output/TAI-FORM-P-26-blank.docx
@@ -51,7 +51,7 @@
                 <w:sz w:val="32"/>
                 <w:szCs w:val="32"/>
               </w:rPr>
-              <w:t xml:space="preserve">재해조사 보고서</w:t>
+              <w:t xml:space="preserve">월간 안전보건 지표·경영보고서</w:t>
             </w:r>
           </w:p>
         </w:tc>
@@ -146,7 +146,7 @@
                 <w:sz w:val="20"/>
                 <w:szCs w:val="20"/>
               </w:rPr>
-              <w:t xml:space="preserve">재해 발생일: </w:t>
+              <w:t xml:space="preserve">보고 월: </w:t>
             </w:r>
           </w:p>
         </w:tc>
@@ -183,7 +183,7 @@
                 <w:sz w:val="20"/>
                 <w:szCs w:val="20"/>
               </w:rPr>
-              <w:t xml:space="preserve">조사일: </w:t>
+              <w:t xml:space="preserve">작성자: </w:t>
             </w:r>
           </w:p>
         </w:tc>
@@ -215,7 +215,7 @@
                 <w:sz w:val="20"/>
                 <w:szCs w:val="20"/>
               </w:rPr>
-              <w:t xml:space="preserve">조사자: </w:t>
+              <w:t xml:space="preserve"/>
             </w:r>
           </w:p>
         </w:tc>
@@ -231,7 +231,7 @@
     </w:p>
     <w:tbl>
       <w:tblPr>
-        <w:tblW w:type="dxa" w:w="9636"/>
+        <w:tblW w:type="dxa" w:w="9635"/>
         <w:tblBorders>
           <w:top w:val="single" w:color="auto" w:sz="4"/>
           <w:left w:val="single" w:color="auto" w:sz="4"/>
@@ -244,11 +244,11 @@
       </w:tblPr>
       <w:tblGrid>
         <w:gridCol w:w="566"/>
-        <w:gridCol w:w="3968"/>
-        <w:gridCol w:w="1474"/>
-        <w:gridCol w:w="1474"/>
+        <w:gridCol w:w="3741"/>
         <w:gridCol w:w="1247"/>
-        <w:gridCol w:w="907"/>
+        <w:gridCol w:w="1247"/>
+        <w:gridCol w:w="1247"/>
+        <w:gridCol w:w="1587"/>
       </w:tblGrid>
       <w:tr>
         <w:trPr>
@@ -291,7 +291,7 @@
         </w:tc>
         <w:tc>
           <w:tcPr>
-            <w:tcW w:type="dxa" w:w="3968"/>
+            <w:tcW w:type="dxa" w:w="3741"/>
             <w:tcBorders>
               <w:top w:val="single" w:color="000000" w:sz="4"/>
               <w:left w:val="single" w:color="000000" w:sz="4"/>
@@ -319,13 +319,13 @@
                 <w:sz w:val="20"/>
                 <w:szCs w:val="20"/>
               </w:rPr>
-              <w:t xml:space="preserve">재해 요인</w:t>
-            </w:r>
-          </w:p>
-        </w:tc>
-        <w:tc>
-          <w:tcPr>
-            <w:tcW w:type="dxa" w:w="1474"/>
+              <w:t xml:space="preserve">지표 항목</w:t>
+            </w:r>
+          </w:p>
+        </w:tc>
+        <w:tc>
+          <w:tcPr>
+            <w:tcW w:type="dxa" w:w="1247"/>
             <w:tcBorders>
               <w:top w:val="single" w:color="000000" w:sz="4"/>
               <w:left w:val="single" w:color="000000" w:sz="4"/>
@@ -353,13 +353,13 @@
                 <w:sz w:val="20"/>
                 <w:szCs w:val="20"/>
               </w:rPr>
-              <w:t xml:space="preserve">발생일</w:t>
-            </w:r>
-          </w:p>
-        </w:tc>
-        <w:tc>
-          <w:tcPr>
-            <w:tcW w:type="dxa" w:w="1474"/>
+              <w:t xml:space="preserve">계획값</w:t>
+            </w:r>
+          </w:p>
+        </w:tc>
+        <w:tc>
+          <w:tcPr>
+            <w:tcW w:type="dxa" w:w="1247"/>
             <w:tcBorders>
               <w:top w:val="single" w:color="000000" w:sz="4"/>
               <w:left w:val="single" w:color="000000" w:sz="4"/>
@@ -387,7 +387,7 @@
                 <w:sz w:val="20"/>
                 <w:szCs w:val="20"/>
               </w:rPr>
-              <w:t xml:space="preserve">재해자</w:t>
+              <w:t xml:space="preserve">실적값(입력)</w:t>
             </w:r>
           </w:p>
         </w:tc>
@@ -421,13 +421,13 @@
                 <w:sz w:val="20"/>
                 <w:szCs w:val="20"/>
               </w:rPr>
-              <w:t xml:space="preserve">재해 유형(입력)</w:t>
-            </w:r>
-          </w:p>
-        </w:tc>
-        <w:tc>
-          <w:tcPr>
-            <w:tcW w:type="dxa" w:w="907"/>
+              <w:t xml:space="preserve">차이(입력)</w:t>
+            </w:r>
+          </w:p>
+        </w:tc>
+        <w:tc>
+          <w:tcPr>
+            <w:tcW w:type="dxa" w:w="1587"/>
             <w:tcBorders>
               <w:top w:val="single" w:color="000000" w:sz="4"/>
               <w:left w:val="single" w:color="000000" w:sz="4"/>
@@ -498,135 +498,135 @@
         </w:tc>
         <w:tc>
           <w:tcPr>
-            <w:tcW w:type="dxa" w:w="3968"/>
-            <w:tcBorders>
-              <w:top w:val="single" w:color="000000" w:sz="4"/>
-              <w:left w:val="single" w:color="000000" w:sz="4"/>
-              <w:bottom w:val="single" w:color="000000" w:sz="4"/>
-              <w:right w:val="single" w:color="000000" w:sz="4"/>
-            </w:tcBorders>
-            <w:shd w:fill="ffffff" w:color="auto" w:val="clear"/>
-            <w:tcMar>
-              <w:top w:type="dxa" w:w="170"/>
-              <w:left w:type="dxa" w:w="170"/>
-              <w:bottom w:type="dxa" w:w="170"/>
-              <w:right w:type="dxa" w:w="170"/>
-            </w:tcMar>
-            <w:vAlign w:val="center"/>
-          </w:tcPr>
-          <w:p>
-            <w:pPr>
-              <w:jc w:val="left"/>
-            </w:pPr>
-            <w:r>
-              <w:rPr>
-                <w:rFonts w:ascii="NanumGothic" w:cs="NanumGothic" w:eastAsia="NanumGothic" w:hAnsi="NanumGothic"/>
-                <w:sz w:val="20"/>
-                <w:szCs w:val="20"/>
-              </w:rPr>
-              <w:t xml:space="preserve"/>
-            </w:r>
-          </w:p>
-        </w:tc>
-        <w:tc>
-          <w:tcPr>
-            <w:tcW w:type="dxa" w:w="1474"/>
-            <w:tcBorders>
-              <w:top w:val="single" w:color="000000" w:sz="4"/>
-              <w:left w:val="single" w:color="000000" w:sz="4"/>
-              <w:bottom w:val="single" w:color="000000" w:sz="4"/>
-              <w:right w:val="single" w:color="000000" w:sz="4"/>
-            </w:tcBorders>
-            <w:shd w:fill="ffffff" w:color="auto" w:val="clear"/>
-            <w:tcMar>
-              <w:top w:type="dxa" w:w="170"/>
-              <w:left w:type="dxa" w:w="170"/>
-              <w:bottom w:type="dxa" w:w="170"/>
-              <w:right w:type="dxa" w:w="170"/>
-            </w:tcMar>
-            <w:vAlign w:val="center"/>
-          </w:tcPr>
-          <w:p>
-            <w:pPr>
-              <w:jc w:val="left"/>
-            </w:pPr>
-            <w:r>
-              <w:rPr>
-                <w:rFonts w:ascii="NanumGothic" w:cs="NanumGothic" w:eastAsia="NanumGothic" w:hAnsi="NanumGothic"/>
-                <w:sz w:val="20"/>
-                <w:szCs w:val="20"/>
-              </w:rPr>
-              <w:t xml:space="preserve"/>
-            </w:r>
-          </w:p>
-        </w:tc>
-        <w:tc>
-          <w:tcPr>
-            <w:tcW w:type="dxa" w:w="1474"/>
-            <w:tcBorders>
-              <w:top w:val="single" w:color="000000" w:sz="4"/>
-              <w:left w:val="single" w:color="000000" w:sz="4"/>
-              <w:bottom w:val="single" w:color="000000" w:sz="4"/>
-              <w:right w:val="single" w:color="000000" w:sz="4"/>
-            </w:tcBorders>
-            <w:shd w:fill="ffffff" w:color="auto" w:val="clear"/>
-            <w:tcMar>
-              <w:top w:type="dxa" w:w="170"/>
-              <w:left w:type="dxa" w:w="170"/>
-              <w:bottom w:type="dxa" w:w="170"/>
-              <w:right w:type="dxa" w:w="170"/>
-            </w:tcMar>
-            <w:vAlign w:val="center"/>
-          </w:tcPr>
-          <w:p>
-            <w:pPr>
-              <w:jc w:val="left"/>
-            </w:pPr>
-            <w:r>
-              <w:rPr>
-                <w:rFonts w:ascii="NanumGothic" w:cs="NanumGothic" w:eastAsia="NanumGothic" w:hAnsi="NanumGothic"/>
-                <w:sz w:val="20"/>
-                <w:szCs w:val="20"/>
-              </w:rPr>
-              <w:t xml:space="preserve"/>
-            </w:r>
-          </w:p>
-        </w:tc>
-        <w:tc>
-          <w:tcPr>
-            <w:tcW w:type="dxa" w:w="1247"/>
-            <w:tcBorders>
-              <w:top w:val="single" w:color="000000" w:sz="4"/>
-              <w:left w:val="single" w:color="000000" w:sz="4"/>
-              <w:bottom w:val="single" w:color="000000" w:sz="4"/>
-              <w:right w:val="single" w:color="000000" w:sz="4"/>
-            </w:tcBorders>
-            <w:shd w:fill="ffffff" w:color="auto" w:val="clear"/>
-            <w:tcMar>
-              <w:top w:type="dxa" w:w="170"/>
-              <w:left w:type="dxa" w:w="170"/>
-              <w:bottom w:type="dxa" w:w="170"/>
-              <w:right w:type="dxa" w:w="170"/>
-            </w:tcMar>
-            <w:vAlign w:val="center"/>
-          </w:tcPr>
-          <w:p>
-            <w:pPr>
-              <w:jc w:val="left"/>
-            </w:pPr>
-            <w:r>
-              <w:rPr>
-                <w:rFonts w:ascii="NanumGothic" w:cs="NanumGothic" w:eastAsia="NanumGothic" w:hAnsi="NanumGothic"/>
-                <w:sz w:val="20"/>
-                <w:szCs w:val="20"/>
-              </w:rPr>
-              <w:t xml:space="preserve"/>
-            </w:r>
-          </w:p>
-        </w:tc>
-        <w:tc>
-          <w:tcPr>
-            <w:tcW w:type="dxa" w:w="907"/>
+            <w:tcW w:type="dxa" w:w="3741"/>
+            <w:tcBorders>
+              <w:top w:val="single" w:color="000000" w:sz="4"/>
+              <w:left w:val="single" w:color="000000" w:sz="4"/>
+              <w:bottom w:val="single" w:color="000000" w:sz="4"/>
+              <w:right w:val="single" w:color="000000" w:sz="4"/>
+            </w:tcBorders>
+            <w:shd w:fill="ffffff" w:color="auto" w:val="clear"/>
+            <w:tcMar>
+              <w:top w:type="dxa" w:w="170"/>
+              <w:left w:type="dxa" w:w="170"/>
+              <w:bottom w:type="dxa" w:w="170"/>
+              <w:right w:type="dxa" w:w="170"/>
+            </w:tcMar>
+            <w:vAlign w:val="center"/>
+          </w:tcPr>
+          <w:p>
+            <w:pPr>
+              <w:jc w:val="left"/>
+            </w:pPr>
+            <w:r>
+              <w:rPr>
+                <w:rFonts w:ascii="NanumGothic" w:cs="NanumGothic" w:eastAsia="NanumGothic" w:hAnsi="NanumGothic"/>
+                <w:sz w:val="20"/>
+                <w:szCs w:val="20"/>
+              </w:rPr>
+              <w:t xml:space="preserve"/>
+            </w:r>
+          </w:p>
+        </w:tc>
+        <w:tc>
+          <w:tcPr>
+            <w:tcW w:type="dxa" w:w="1247"/>
+            <w:tcBorders>
+              <w:top w:val="single" w:color="000000" w:sz="4"/>
+              <w:left w:val="single" w:color="000000" w:sz="4"/>
+              <w:bottom w:val="single" w:color="000000" w:sz="4"/>
+              <w:right w:val="single" w:color="000000" w:sz="4"/>
+            </w:tcBorders>
+            <w:shd w:fill="ffffff" w:color="auto" w:val="clear"/>
+            <w:tcMar>
+              <w:top w:type="dxa" w:w="170"/>
+              <w:left w:type="dxa" w:w="170"/>
+              <w:bottom w:type="dxa" w:w="170"/>
+              <w:right w:type="dxa" w:w="170"/>
+            </w:tcMar>
+            <w:vAlign w:val="center"/>
+          </w:tcPr>
+          <w:p>
+            <w:pPr>
+              <w:jc w:val="left"/>
+            </w:pPr>
+            <w:r>
+              <w:rPr>
+                <w:rFonts w:ascii="NanumGothic" w:cs="NanumGothic" w:eastAsia="NanumGothic" w:hAnsi="NanumGothic"/>
+                <w:sz w:val="20"/>
+                <w:szCs w:val="20"/>
+              </w:rPr>
+              <w:t xml:space="preserve"/>
+            </w:r>
+          </w:p>
+        </w:tc>
+        <w:tc>
+          <w:tcPr>
+            <w:tcW w:type="dxa" w:w="1247"/>
+            <w:tcBorders>
+              <w:top w:val="single" w:color="000000" w:sz="4"/>
+              <w:left w:val="single" w:color="000000" w:sz="4"/>
+              <w:bottom w:val="single" w:color="000000" w:sz="4"/>
+              <w:right w:val="single" w:color="000000" w:sz="4"/>
+            </w:tcBorders>
+            <w:shd w:fill="ffffff" w:color="auto" w:val="clear"/>
+            <w:tcMar>
+              <w:top w:type="dxa" w:w="170"/>
+              <w:left w:type="dxa" w:w="170"/>
+              <w:bottom w:type="dxa" w:w="170"/>
+              <w:right w:type="dxa" w:w="170"/>
+            </w:tcMar>
+            <w:vAlign w:val="center"/>
+          </w:tcPr>
+          <w:p>
+            <w:pPr>
+              <w:jc w:val="left"/>
+            </w:pPr>
+            <w:r>
+              <w:rPr>
+                <w:rFonts w:ascii="NanumGothic" w:cs="NanumGothic" w:eastAsia="NanumGothic" w:hAnsi="NanumGothic"/>
+                <w:sz w:val="20"/>
+                <w:szCs w:val="20"/>
+              </w:rPr>
+              <w:t xml:space="preserve"/>
+            </w:r>
+          </w:p>
+        </w:tc>
+        <w:tc>
+          <w:tcPr>
+            <w:tcW w:type="dxa" w:w="1247"/>
+            <w:tcBorders>
+              <w:top w:val="single" w:color="000000" w:sz="4"/>
+              <w:left w:val="single" w:color="000000" w:sz="4"/>
+              <w:bottom w:val="single" w:color="000000" w:sz="4"/>
+              <w:right w:val="single" w:color="000000" w:sz="4"/>
+            </w:tcBorders>
+            <w:shd w:fill="ffffff" w:color="auto" w:val="clear"/>
+            <w:tcMar>
+              <w:top w:type="dxa" w:w="170"/>
+              <w:left w:type="dxa" w:w="170"/>
+              <w:bottom w:type="dxa" w:w="170"/>
+              <w:right w:type="dxa" w:w="170"/>
+            </w:tcMar>
+            <w:vAlign w:val="center"/>
+          </w:tcPr>
+          <w:p>
+            <w:pPr>
+              <w:jc w:val="left"/>
+            </w:pPr>
+            <w:r>
+              <w:rPr>
+                <w:rFonts w:ascii="NanumGothic" w:cs="NanumGothic" w:eastAsia="NanumGothic" w:hAnsi="NanumGothic"/>
+                <w:sz w:val="20"/>
+                <w:szCs w:val="20"/>
+              </w:rPr>
+              <w:t xml:space="preserve"/>
+            </w:r>
+          </w:p>
+        </w:tc>
+        <w:tc>
+          <w:tcPr>
+            <w:tcW w:type="dxa" w:w="1587"/>
             <w:tcBorders>
               <w:top w:val="single" w:color="000000" w:sz="4"/>
               <w:left w:val="single" w:color="000000" w:sz="4"/>
@@ -695,7 +695,7 @@
         </w:tc>
         <w:tc>
           <w:tcPr>
-            <w:tcW w:type="dxa" w:w="3968"/>
+            <w:tcW w:type="dxa" w:w="3741"/>
             <w:tcBorders>
               <w:top w:val="single" w:color="000000" w:sz="4"/>
               <w:left w:val="single" w:color="000000" w:sz="4"/>
@@ -727,7 +727,7 @@
         </w:tc>
         <w:tc>
           <w:tcPr>
-            <w:tcW w:type="dxa" w:w="1474"/>
+            <w:tcW w:type="dxa" w:w="1247"/>
             <w:tcBorders>
               <w:top w:val="single" w:color="000000" w:sz="4"/>
               <w:left w:val="single" w:color="000000" w:sz="4"/>
@@ -759,7 +759,7 @@
         </w:tc>
         <w:tc>
           <w:tcPr>
-            <w:tcW w:type="dxa" w:w="1474"/>
+            <w:tcW w:type="dxa" w:w="1247"/>
             <w:tcBorders>
               <w:top w:val="single" w:color="000000" w:sz="4"/>
               <w:left w:val="single" w:color="000000" w:sz="4"/>
@@ -823,7 +823,7 @@
         </w:tc>
         <w:tc>
           <w:tcPr>
-            <w:tcW w:type="dxa" w:w="907"/>
+            <w:tcW w:type="dxa" w:w="1587"/>
             <w:tcBorders>
               <w:top w:val="single" w:color="000000" w:sz="4"/>
               <w:left w:val="single" w:color="000000" w:sz="4"/>
@@ -892,135 +892,135 @@
         </w:tc>
         <w:tc>
           <w:tcPr>
-            <w:tcW w:type="dxa" w:w="3968"/>
-            <w:tcBorders>
-              <w:top w:val="single" w:color="000000" w:sz="4"/>
-              <w:left w:val="single" w:color="000000" w:sz="4"/>
-              <w:bottom w:val="single" w:color="000000" w:sz="4"/>
-              <w:right w:val="single" w:color="000000" w:sz="4"/>
-            </w:tcBorders>
-            <w:shd w:fill="ffffff" w:color="auto" w:val="clear"/>
-            <w:tcMar>
-              <w:top w:type="dxa" w:w="170"/>
-              <w:left w:type="dxa" w:w="170"/>
-              <w:bottom w:type="dxa" w:w="170"/>
-              <w:right w:type="dxa" w:w="170"/>
-            </w:tcMar>
-            <w:vAlign w:val="center"/>
-          </w:tcPr>
-          <w:p>
-            <w:pPr>
-              <w:jc w:val="left"/>
-            </w:pPr>
-            <w:r>
-              <w:rPr>
-                <w:rFonts w:ascii="NanumGothic" w:cs="NanumGothic" w:eastAsia="NanumGothic" w:hAnsi="NanumGothic"/>
-                <w:sz w:val="20"/>
-                <w:szCs w:val="20"/>
-              </w:rPr>
-              <w:t xml:space="preserve"/>
-            </w:r>
-          </w:p>
-        </w:tc>
-        <w:tc>
-          <w:tcPr>
-            <w:tcW w:type="dxa" w:w="1474"/>
-            <w:tcBorders>
-              <w:top w:val="single" w:color="000000" w:sz="4"/>
-              <w:left w:val="single" w:color="000000" w:sz="4"/>
-              <w:bottom w:val="single" w:color="000000" w:sz="4"/>
-              <w:right w:val="single" w:color="000000" w:sz="4"/>
-            </w:tcBorders>
-            <w:shd w:fill="ffffff" w:color="auto" w:val="clear"/>
-            <w:tcMar>
-              <w:top w:type="dxa" w:w="170"/>
-              <w:left w:type="dxa" w:w="170"/>
-              <w:bottom w:type="dxa" w:w="170"/>
-              <w:right w:type="dxa" w:w="170"/>
-            </w:tcMar>
-            <w:vAlign w:val="center"/>
-          </w:tcPr>
-          <w:p>
-            <w:pPr>
-              <w:jc w:val="left"/>
-            </w:pPr>
-            <w:r>
-              <w:rPr>
-                <w:rFonts w:ascii="NanumGothic" w:cs="NanumGothic" w:eastAsia="NanumGothic" w:hAnsi="NanumGothic"/>
-                <w:sz w:val="20"/>
-                <w:szCs w:val="20"/>
-              </w:rPr>
-              <w:t xml:space="preserve"/>
-            </w:r>
-          </w:p>
-        </w:tc>
-        <w:tc>
-          <w:tcPr>
-            <w:tcW w:type="dxa" w:w="1474"/>
-            <w:tcBorders>
-              <w:top w:val="single" w:color="000000" w:sz="4"/>
-              <w:left w:val="single" w:color="000000" w:sz="4"/>
-              <w:bottom w:val="single" w:color="000000" w:sz="4"/>
-              <w:right w:val="single" w:color="000000" w:sz="4"/>
-            </w:tcBorders>
-            <w:shd w:fill="ffffff" w:color="auto" w:val="clear"/>
-            <w:tcMar>
-              <w:top w:type="dxa" w:w="170"/>
-              <w:left w:type="dxa" w:w="170"/>
-              <w:bottom w:type="dxa" w:w="170"/>
-              <w:right w:type="dxa" w:w="170"/>
-            </w:tcMar>
-            <w:vAlign w:val="center"/>
-          </w:tcPr>
-          <w:p>
-            <w:pPr>
-              <w:jc w:val="left"/>
-            </w:pPr>
-            <w:r>
-              <w:rPr>
-                <w:rFonts w:ascii="NanumGothic" w:cs="NanumGothic" w:eastAsia="NanumGothic" w:hAnsi="NanumGothic"/>
-                <w:sz w:val="20"/>
-                <w:szCs w:val="20"/>
-              </w:rPr>
-              <w:t xml:space="preserve"/>
-            </w:r>
-          </w:p>
-        </w:tc>
-        <w:tc>
-          <w:tcPr>
-            <w:tcW w:type="dxa" w:w="1247"/>
-            <w:tcBorders>
-              <w:top w:val="single" w:color="000000" w:sz="4"/>
-              <w:left w:val="single" w:color="000000" w:sz="4"/>
-              <w:bottom w:val="single" w:color="000000" w:sz="4"/>
-              <w:right w:val="single" w:color="000000" w:sz="4"/>
-            </w:tcBorders>
-            <w:shd w:fill="ffffff" w:color="auto" w:val="clear"/>
-            <w:tcMar>
-              <w:top w:type="dxa" w:w="170"/>
-              <w:left w:type="dxa" w:w="170"/>
-              <w:bottom w:type="dxa" w:w="170"/>
-              <w:right w:type="dxa" w:w="170"/>
-            </w:tcMar>
-            <w:vAlign w:val="center"/>
-          </w:tcPr>
-          <w:p>
-            <w:pPr>
-              <w:jc w:val="left"/>
-            </w:pPr>
-            <w:r>
-              <w:rPr>
-                <w:rFonts w:ascii="NanumGothic" w:cs="NanumGothic" w:eastAsia="NanumGothic" w:hAnsi="NanumGothic"/>
-                <w:sz w:val="20"/>
-                <w:szCs w:val="20"/>
-              </w:rPr>
-              <w:t xml:space="preserve"/>
-            </w:r>
-          </w:p>
-        </w:tc>
-        <w:tc>
-          <w:tcPr>
-            <w:tcW w:type="dxa" w:w="907"/>
+            <w:tcW w:type="dxa" w:w="3741"/>
+            <w:tcBorders>
+              <w:top w:val="single" w:color="000000" w:sz="4"/>
+              <w:left w:val="single" w:color="000000" w:sz="4"/>
+              <w:bottom w:val="single" w:color="000000" w:sz="4"/>
+              <w:right w:val="single" w:color="000000" w:sz="4"/>
+            </w:tcBorders>
+            <w:shd w:fill="ffffff" w:color="auto" w:val="clear"/>
+            <w:tcMar>
+              <w:top w:type="dxa" w:w="170"/>
+              <w:left w:type="dxa" w:w="170"/>
+              <w:bottom w:type="dxa" w:w="170"/>
+              <w:right w:type="dxa" w:w="170"/>
+            </w:tcMar>
+            <w:vAlign w:val="center"/>
+          </w:tcPr>
+          <w:p>
+            <w:pPr>
+              <w:jc w:val="left"/>
+            </w:pPr>
+            <w:r>
+              <w:rPr>
+                <w:rFonts w:ascii="NanumGothic" w:cs="NanumGothic" w:eastAsia="NanumGothic" w:hAnsi="NanumGothic"/>
+                <w:sz w:val="20"/>
+                <w:szCs w:val="20"/>
+              </w:rPr>
+              <w:t xml:space="preserve"/>
+            </w:r>
+          </w:p>
+        </w:tc>
+        <w:tc>
+          <w:tcPr>
+            <w:tcW w:type="dxa" w:w="1247"/>
+            <w:tcBorders>
+              <w:top w:val="single" w:color="000000" w:sz="4"/>
+              <w:left w:val="single" w:color="000000" w:sz="4"/>
+              <w:bottom w:val="single" w:color="000000" w:sz="4"/>
+              <w:right w:val="single" w:color="000000" w:sz="4"/>
+            </w:tcBorders>
+            <w:shd w:fill="ffffff" w:color="auto" w:val="clear"/>
+            <w:tcMar>
+              <w:top w:type="dxa" w:w="170"/>
+              <w:left w:type="dxa" w:w="170"/>
+              <w:bottom w:type="dxa" w:w="170"/>
+              <w:right w:type="dxa" w:w="170"/>
+            </w:tcMar>
+            <w:vAlign w:val="center"/>
+          </w:tcPr>
+          <w:p>
+            <w:pPr>
+              <w:jc w:val="left"/>
+            </w:pPr>
+            <w:r>
+              <w:rPr>
+                <w:rFonts w:ascii="NanumGothic" w:cs="NanumGothic" w:eastAsia="NanumGothic" w:hAnsi="NanumGothic"/>
+                <w:sz w:val="20"/>
+                <w:szCs w:val="20"/>
+              </w:rPr>
+              <w:t xml:space="preserve"/>
+            </w:r>
+          </w:p>
+        </w:tc>
+        <w:tc>
+          <w:tcPr>
+            <w:tcW w:type="dxa" w:w="1247"/>
+            <w:tcBorders>
+              <w:top w:val="single" w:color="000000" w:sz="4"/>
+              <w:left w:val="single" w:color="000000" w:sz="4"/>
+              <w:bottom w:val="single" w:color="000000" w:sz="4"/>
+              <w:right w:val="single" w:color="000000" w:sz="4"/>
+            </w:tcBorders>
+            <w:shd w:fill="ffffff" w:color="auto" w:val="clear"/>
+            <w:tcMar>
+              <w:top w:type="dxa" w:w="170"/>
+              <w:left w:type="dxa" w:w="170"/>
+              <w:bottom w:type="dxa" w:w="170"/>
+              <w:right w:type="dxa" w:w="170"/>
+            </w:tcMar>
+            <w:vAlign w:val="center"/>
+          </w:tcPr>
+          <w:p>
+            <w:pPr>
+              <w:jc w:val="left"/>
+            </w:pPr>
+            <w:r>
+              <w:rPr>
+                <w:rFonts w:ascii="NanumGothic" w:cs="NanumGothic" w:eastAsia="NanumGothic" w:hAnsi="NanumGothic"/>
+                <w:sz w:val="20"/>
+                <w:szCs w:val="20"/>
+              </w:rPr>
+              <w:t xml:space="preserve"/>
+            </w:r>
+          </w:p>
+        </w:tc>
+        <w:tc>
+          <w:tcPr>
+            <w:tcW w:type="dxa" w:w="1247"/>
+            <w:tcBorders>
+              <w:top w:val="single" w:color="000000" w:sz="4"/>
+              <w:left w:val="single" w:color="000000" w:sz="4"/>
+              <w:bottom w:val="single" w:color="000000" w:sz="4"/>
+              <w:right w:val="single" w:color="000000" w:sz="4"/>
+            </w:tcBorders>
+            <w:shd w:fill="ffffff" w:color="auto" w:val="clear"/>
+            <w:tcMar>
+              <w:top w:type="dxa" w:w="170"/>
+              <w:left w:type="dxa" w:w="170"/>
+              <w:bottom w:type="dxa" w:w="170"/>
+              <w:right w:type="dxa" w:w="170"/>
+            </w:tcMar>
+            <w:vAlign w:val="center"/>
+          </w:tcPr>
+          <w:p>
+            <w:pPr>
+              <w:jc w:val="left"/>
+            </w:pPr>
+            <w:r>
+              <w:rPr>
+                <w:rFonts w:ascii="NanumGothic" w:cs="NanumGothic" w:eastAsia="NanumGothic" w:hAnsi="NanumGothic"/>
+                <w:sz w:val="20"/>
+                <w:szCs w:val="20"/>
+              </w:rPr>
+              <w:t xml:space="preserve"/>
+            </w:r>
+          </w:p>
+        </w:tc>
+        <w:tc>
+          <w:tcPr>
+            <w:tcW w:type="dxa" w:w="1587"/>
             <w:tcBorders>
               <w:top w:val="single" w:color="000000" w:sz="4"/>
               <w:left w:val="single" w:color="000000" w:sz="4"/>
@@ -1089,7 +1089,7 @@
         </w:tc>
         <w:tc>
           <w:tcPr>
-            <w:tcW w:type="dxa" w:w="3968"/>
+            <w:tcW w:type="dxa" w:w="3741"/>
             <w:tcBorders>
               <w:top w:val="single" w:color="000000" w:sz="4"/>
               <w:left w:val="single" w:color="000000" w:sz="4"/>
@@ -1121,7 +1121,7 @@
         </w:tc>
         <w:tc>
           <w:tcPr>
-            <w:tcW w:type="dxa" w:w="1474"/>
+            <w:tcW w:type="dxa" w:w="1247"/>
             <w:tcBorders>
               <w:top w:val="single" w:color="000000" w:sz="4"/>
               <w:left w:val="single" w:color="000000" w:sz="4"/>
@@ -1153,7 +1153,7 @@
         </w:tc>
         <w:tc>
           <w:tcPr>
-            <w:tcW w:type="dxa" w:w="1474"/>
+            <w:tcW w:type="dxa" w:w="1247"/>
             <w:tcBorders>
               <w:top w:val="single" w:color="000000" w:sz="4"/>
               <w:left w:val="single" w:color="000000" w:sz="4"/>
@@ -1217,7 +1217,7 @@
         </w:tc>
         <w:tc>
           <w:tcPr>
-            <w:tcW w:type="dxa" w:w="907"/>
+            <w:tcW w:type="dxa" w:w="1587"/>
             <w:tcBorders>
               <w:top w:val="single" w:color="000000" w:sz="4"/>
               <w:left w:val="single" w:color="000000" w:sz="4"/>
@@ -1286,135 +1286,135 @@
         </w:tc>
         <w:tc>
           <w:tcPr>
-            <w:tcW w:type="dxa" w:w="3968"/>
-            <w:tcBorders>
-              <w:top w:val="single" w:color="000000" w:sz="4"/>
-              <w:left w:val="single" w:color="000000" w:sz="4"/>
-              <w:bottom w:val="single" w:color="000000" w:sz="4"/>
-              <w:right w:val="single" w:color="000000" w:sz="4"/>
-            </w:tcBorders>
-            <w:shd w:fill="ffffff" w:color="auto" w:val="clear"/>
-            <w:tcMar>
-              <w:top w:type="dxa" w:w="170"/>
-              <w:left w:type="dxa" w:w="170"/>
-              <w:bottom w:type="dxa" w:w="170"/>
-              <w:right w:type="dxa" w:w="170"/>
-            </w:tcMar>
-            <w:vAlign w:val="center"/>
-          </w:tcPr>
-          <w:p>
-            <w:pPr>
-              <w:jc w:val="left"/>
-            </w:pPr>
-            <w:r>
-              <w:rPr>
-                <w:rFonts w:ascii="NanumGothic" w:cs="NanumGothic" w:eastAsia="NanumGothic" w:hAnsi="NanumGothic"/>
-                <w:sz w:val="20"/>
-                <w:szCs w:val="20"/>
-              </w:rPr>
-              <w:t xml:space="preserve"/>
-            </w:r>
-          </w:p>
-        </w:tc>
-        <w:tc>
-          <w:tcPr>
-            <w:tcW w:type="dxa" w:w="1474"/>
-            <w:tcBorders>
-              <w:top w:val="single" w:color="000000" w:sz="4"/>
-              <w:left w:val="single" w:color="000000" w:sz="4"/>
-              <w:bottom w:val="single" w:color="000000" w:sz="4"/>
-              <w:right w:val="single" w:color="000000" w:sz="4"/>
-            </w:tcBorders>
-            <w:shd w:fill="ffffff" w:color="auto" w:val="clear"/>
-            <w:tcMar>
-              <w:top w:type="dxa" w:w="170"/>
-              <w:left w:type="dxa" w:w="170"/>
-              <w:bottom w:type="dxa" w:w="170"/>
-              <w:right w:type="dxa" w:w="170"/>
-            </w:tcMar>
-            <w:vAlign w:val="center"/>
-          </w:tcPr>
-          <w:p>
-            <w:pPr>
-              <w:jc w:val="left"/>
-            </w:pPr>
-            <w:r>
-              <w:rPr>
-                <w:rFonts w:ascii="NanumGothic" w:cs="NanumGothic" w:eastAsia="NanumGothic" w:hAnsi="NanumGothic"/>
-                <w:sz w:val="20"/>
-                <w:szCs w:val="20"/>
-              </w:rPr>
-              <w:t xml:space="preserve"/>
-            </w:r>
-          </w:p>
-        </w:tc>
-        <w:tc>
-          <w:tcPr>
-            <w:tcW w:type="dxa" w:w="1474"/>
-            <w:tcBorders>
-              <w:top w:val="single" w:color="000000" w:sz="4"/>
-              <w:left w:val="single" w:color="000000" w:sz="4"/>
-              <w:bottom w:val="single" w:color="000000" w:sz="4"/>
-              <w:right w:val="single" w:color="000000" w:sz="4"/>
-            </w:tcBorders>
-            <w:shd w:fill="ffffff" w:color="auto" w:val="clear"/>
-            <w:tcMar>
-              <w:top w:type="dxa" w:w="170"/>
-              <w:left w:type="dxa" w:w="170"/>
-              <w:bottom w:type="dxa" w:w="170"/>
-              <w:right w:type="dxa" w:w="170"/>
-            </w:tcMar>
-            <w:vAlign w:val="center"/>
-          </w:tcPr>
-          <w:p>
-            <w:pPr>
-              <w:jc w:val="left"/>
-            </w:pPr>
-            <w:r>
-              <w:rPr>
-                <w:rFonts w:ascii="NanumGothic" w:cs="NanumGothic" w:eastAsia="NanumGothic" w:hAnsi="NanumGothic"/>
-                <w:sz w:val="20"/>
-                <w:szCs w:val="20"/>
-              </w:rPr>
-              <w:t xml:space="preserve"/>
-            </w:r>
-          </w:p>
-        </w:tc>
-        <w:tc>
-          <w:tcPr>
-            <w:tcW w:type="dxa" w:w="1247"/>
-            <w:tcBorders>
-              <w:top w:val="single" w:color="000000" w:sz="4"/>
-              <w:left w:val="single" w:color="000000" w:sz="4"/>
-              <w:bottom w:val="single" w:color="000000" w:sz="4"/>
-              <w:right w:val="single" w:color="000000" w:sz="4"/>
-            </w:tcBorders>
-            <w:shd w:fill="ffffff" w:color="auto" w:val="clear"/>
-            <w:tcMar>
-              <w:top w:type="dxa" w:w="170"/>
-              <w:left w:type="dxa" w:w="170"/>
-              <w:bottom w:type="dxa" w:w="170"/>
-              <w:right w:type="dxa" w:w="170"/>
-            </w:tcMar>
-            <w:vAlign w:val="center"/>
-          </w:tcPr>
-          <w:p>
-            <w:pPr>
-              <w:jc w:val="left"/>
-            </w:pPr>
-            <w:r>
-              <w:rPr>
-                <w:rFonts w:ascii="NanumGothic" w:cs="NanumGothic" w:eastAsia="NanumGothic" w:hAnsi="NanumGothic"/>
-                <w:sz w:val="20"/>
-                <w:szCs w:val="20"/>
-              </w:rPr>
-              <w:t xml:space="preserve"/>
-            </w:r>
-          </w:p>
-        </w:tc>
-        <w:tc>
-          <w:tcPr>
-            <w:tcW w:type="dxa" w:w="907"/>
+            <w:tcW w:type="dxa" w:w="3741"/>
+            <w:tcBorders>
+              <w:top w:val="single" w:color="000000" w:sz="4"/>
+              <w:left w:val="single" w:color="000000" w:sz="4"/>
+              <w:bottom w:val="single" w:color="000000" w:sz="4"/>
+              <w:right w:val="single" w:color="000000" w:sz="4"/>
+            </w:tcBorders>
+            <w:shd w:fill="ffffff" w:color="auto" w:val="clear"/>
+            <w:tcMar>
+              <w:top w:type="dxa" w:w="170"/>
+              <w:left w:type="dxa" w:w="170"/>
+              <w:bottom w:type="dxa" w:w="170"/>
+              <w:right w:type="dxa" w:w="170"/>
+            </w:tcMar>
+            <w:vAlign w:val="center"/>
+          </w:tcPr>
+          <w:p>
+            <w:pPr>
+              <w:jc w:val="left"/>
+            </w:pPr>
+            <w:r>
+              <w:rPr>
+                <w:rFonts w:ascii="NanumGothic" w:cs="NanumGothic" w:eastAsia="NanumGothic" w:hAnsi="NanumGothic"/>
+                <w:sz w:val="20"/>
+                <w:szCs w:val="20"/>
+              </w:rPr>
+              <w:t xml:space="preserve"/>
+            </w:r>
+          </w:p>
+        </w:tc>
+        <w:tc>
+          <w:tcPr>
+            <w:tcW w:type="dxa" w:w="1247"/>
+            <w:tcBorders>
+              <w:top w:val="single" w:color="000000" w:sz="4"/>
+              <w:left w:val="single" w:color="000000" w:sz="4"/>
+              <w:bottom w:val="single" w:color="000000" w:sz="4"/>
+              <w:right w:val="single" w:color="000000" w:sz="4"/>
+            </w:tcBorders>
+            <w:shd w:fill="ffffff" w:color="auto" w:val="clear"/>
+            <w:tcMar>
+              <w:top w:type="dxa" w:w="170"/>
+              <w:left w:type="dxa" w:w="170"/>
+              <w:bottom w:type="dxa" w:w="170"/>
+              <w:right w:type="dxa" w:w="170"/>
+            </w:tcMar>
+            <w:vAlign w:val="center"/>
+          </w:tcPr>
+          <w:p>
+            <w:pPr>
+              <w:jc w:val="left"/>
+            </w:pPr>
+            <w:r>
+              <w:rPr>
+                <w:rFonts w:ascii="NanumGothic" w:cs="NanumGothic" w:eastAsia="NanumGothic" w:hAnsi="NanumGothic"/>
+                <w:sz w:val="20"/>
+                <w:szCs w:val="20"/>
+              </w:rPr>
+              <w:t xml:space="preserve"/>
+            </w:r>
+          </w:p>
+        </w:tc>
+        <w:tc>
+          <w:tcPr>
+            <w:tcW w:type="dxa" w:w="1247"/>
+            <w:tcBorders>
+              <w:top w:val="single" w:color="000000" w:sz="4"/>
+              <w:left w:val="single" w:color="000000" w:sz="4"/>
+              <w:bottom w:val="single" w:color="000000" w:sz="4"/>
+              <w:right w:val="single" w:color="000000" w:sz="4"/>
+            </w:tcBorders>
+            <w:shd w:fill="ffffff" w:color="auto" w:val="clear"/>
+            <w:tcMar>
+              <w:top w:type="dxa" w:w="170"/>
+              <w:left w:type="dxa" w:w="170"/>
+              <w:bottom w:type="dxa" w:w="170"/>
+              <w:right w:type="dxa" w:w="170"/>
+            </w:tcMar>
+            <w:vAlign w:val="center"/>
+          </w:tcPr>
+          <w:p>
+            <w:pPr>
+              <w:jc w:val="left"/>
+            </w:pPr>
+            <w:r>
+              <w:rPr>
+                <w:rFonts w:ascii="NanumGothic" w:cs="NanumGothic" w:eastAsia="NanumGothic" w:hAnsi="NanumGothic"/>
+                <w:sz w:val="20"/>
+                <w:szCs w:val="20"/>
+              </w:rPr>
+              <w:t xml:space="preserve"/>
+            </w:r>
+          </w:p>
+        </w:tc>
+        <w:tc>
+          <w:tcPr>
+            <w:tcW w:type="dxa" w:w="1247"/>
+            <w:tcBorders>
+              <w:top w:val="single" w:color="000000" w:sz="4"/>
+              <w:left w:val="single" w:color="000000" w:sz="4"/>
+              <w:bottom w:val="single" w:color="000000" w:sz="4"/>
+              <w:right w:val="single" w:color="000000" w:sz="4"/>
+            </w:tcBorders>
+            <w:shd w:fill="ffffff" w:color="auto" w:val="clear"/>
+            <w:tcMar>
+              <w:top w:type="dxa" w:w="170"/>
+              <w:left w:type="dxa" w:w="170"/>
+              <w:bottom w:type="dxa" w:w="170"/>
+              <w:right w:type="dxa" w:w="170"/>
+            </w:tcMar>
+            <w:vAlign w:val="center"/>
+          </w:tcPr>
+          <w:p>
+            <w:pPr>
+              <w:jc w:val="left"/>
+            </w:pPr>
+            <w:r>
+              <w:rPr>
+                <w:rFonts w:ascii="NanumGothic" w:cs="NanumGothic" w:eastAsia="NanumGothic" w:hAnsi="NanumGothic"/>
+                <w:sz w:val="20"/>
+                <w:szCs w:val="20"/>
+              </w:rPr>
+              <w:t xml:space="preserve"/>
+            </w:r>
+          </w:p>
+        </w:tc>
+        <w:tc>
+          <w:tcPr>
+            <w:tcW w:type="dxa" w:w="1587"/>
             <w:tcBorders>
               <w:top w:val="single" w:color="000000" w:sz="4"/>
               <w:left w:val="single" w:color="000000" w:sz="4"/>
@@ -1483,7 +1483,7 @@
         </w:tc>
         <w:tc>
           <w:tcPr>
-            <w:tcW w:type="dxa" w:w="3968"/>
+            <w:tcW w:type="dxa" w:w="3741"/>
             <w:tcBorders>
               <w:top w:val="single" w:color="000000" w:sz="4"/>
               <w:left w:val="single" w:color="000000" w:sz="4"/>
@@ -1515,7 +1515,7 @@
         </w:tc>
         <w:tc>
           <w:tcPr>
-            <w:tcW w:type="dxa" w:w="1474"/>
+            <w:tcW w:type="dxa" w:w="1247"/>
             <w:tcBorders>
               <w:top w:val="single" w:color="000000" w:sz="4"/>
               <w:left w:val="single" w:color="000000" w:sz="4"/>
@@ -1547,7 +1547,7 @@
         </w:tc>
         <w:tc>
           <w:tcPr>
-            <w:tcW w:type="dxa" w:w="1474"/>
+            <w:tcW w:type="dxa" w:w="1247"/>
             <w:tcBorders>
               <w:top w:val="single" w:color="000000" w:sz="4"/>
               <w:left w:val="single" w:color="000000" w:sz="4"/>
@@ -1611,7 +1611,7 @@
         </w:tc>
         <w:tc>
           <w:tcPr>
-            <w:tcW w:type="dxa" w:w="907"/>
+            <w:tcW w:type="dxa" w:w="1587"/>
             <w:tcBorders>
               <w:top w:val="single" w:color="000000" w:sz="4"/>
               <w:left w:val="single" w:color="000000" w:sz="4"/>
@@ -1680,135 +1680,135 @@
         </w:tc>
         <w:tc>
           <w:tcPr>
-            <w:tcW w:type="dxa" w:w="3968"/>
-            <w:tcBorders>
-              <w:top w:val="single" w:color="000000" w:sz="4"/>
-              <w:left w:val="single" w:color="000000" w:sz="4"/>
-              <w:bottom w:val="single" w:color="000000" w:sz="4"/>
-              <w:right w:val="single" w:color="000000" w:sz="4"/>
-            </w:tcBorders>
-            <w:shd w:fill="ffffff" w:color="auto" w:val="clear"/>
-            <w:tcMar>
-              <w:top w:type="dxa" w:w="170"/>
-              <w:left w:type="dxa" w:w="170"/>
-              <w:bottom w:type="dxa" w:w="170"/>
-              <w:right w:type="dxa" w:w="170"/>
-            </w:tcMar>
-            <w:vAlign w:val="center"/>
-          </w:tcPr>
-          <w:p>
-            <w:pPr>
-              <w:jc w:val="left"/>
-            </w:pPr>
-            <w:r>
-              <w:rPr>
-                <w:rFonts w:ascii="NanumGothic" w:cs="NanumGothic" w:eastAsia="NanumGothic" w:hAnsi="NanumGothic"/>
-                <w:sz w:val="20"/>
-                <w:szCs w:val="20"/>
-              </w:rPr>
-              <w:t xml:space="preserve"/>
-            </w:r>
-          </w:p>
-        </w:tc>
-        <w:tc>
-          <w:tcPr>
-            <w:tcW w:type="dxa" w:w="1474"/>
-            <w:tcBorders>
-              <w:top w:val="single" w:color="000000" w:sz="4"/>
-              <w:left w:val="single" w:color="000000" w:sz="4"/>
-              <w:bottom w:val="single" w:color="000000" w:sz="4"/>
-              <w:right w:val="single" w:color="000000" w:sz="4"/>
-            </w:tcBorders>
-            <w:shd w:fill="ffffff" w:color="auto" w:val="clear"/>
-            <w:tcMar>
-              <w:top w:type="dxa" w:w="170"/>
-              <w:left w:type="dxa" w:w="170"/>
-              <w:bottom w:type="dxa" w:w="170"/>
-              <w:right w:type="dxa" w:w="170"/>
-            </w:tcMar>
-            <w:vAlign w:val="center"/>
-          </w:tcPr>
-          <w:p>
-            <w:pPr>
-              <w:jc w:val="left"/>
-            </w:pPr>
-            <w:r>
-              <w:rPr>
-                <w:rFonts w:ascii="NanumGothic" w:cs="NanumGothic" w:eastAsia="NanumGothic" w:hAnsi="NanumGothic"/>
-                <w:sz w:val="20"/>
-                <w:szCs w:val="20"/>
-              </w:rPr>
-              <w:t xml:space="preserve"/>
-            </w:r>
-          </w:p>
-        </w:tc>
-        <w:tc>
-          <w:tcPr>
-            <w:tcW w:type="dxa" w:w="1474"/>
-            <w:tcBorders>
-              <w:top w:val="single" w:color="000000" w:sz="4"/>
-              <w:left w:val="single" w:color="000000" w:sz="4"/>
-              <w:bottom w:val="single" w:color="000000" w:sz="4"/>
-              <w:right w:val="single" w:color="000000" w:sz="4"/>
-            </w:tcBorders>
-            <w:shd w:fill="ffffff" w:color="auto" w:val="clear"/>
-            <w:tcMar>
-              <w:top w:type="dxa" w:w="170"/>
-              <w:left w:type="dxa" w:w="170"/>
-              <w:bottom w:type="dxa" w:w="170"/>
-              <w:right w:type="dxa" w:w="170"/>
-            </w:tcMar>
-            <w:vAlign w:val="center"/>
-          </w:tcPr>
-          <w:p>
-            <w:pPr>
-              <w:jc w:val="left"/>
-            </w:pPr>
-            <w:r>
-              <w:rPr>
-                <w:rFonts w:ascii="NanumGothic" w:cs="NanumGothic" w:eastAsia="NanumGothic" w:hAnsi="NanumGothic"/>
-                <w:sz w:val="20"/>
-                <w:szCs w:val="20"/>
-              </w:rPr>
-              <w:t xml:space="preserve"/>
-            </w:r>
-          </w:p>
-        </w:tc>
-        <w:tc>
-          <w:tcPr>
-            <w:tcW w:type="dxa" w:w="1247"/>
-            <w:tcBorders>
-              <w:top w:val="single" w:color="000000" w:sz="4"/>
-              <w:left w:val="single" w:color="000000" w:sz="4"/>
-              <w:bottom w:val="single" w:color="000000" w:sz="4"/>
-              <w:right w:val="single" w:color="000000" w:sz="4"/>
-            </w:tcBorders>
-            <w:shd w:fill="ffffff" w:color="auto" w:val="clear"/>
-            <w:tcMar>
-              <w:top w:type="dxa" w:w="170"/>
-              <w:left w:type="dxa" w:w="170"/>
-              <w:bottom w:type="dxa" w:w="170"/>
-              <w:right w:type="dxa" w:w="170"/>
-            </w:tcMar>
-            <w:vAlign w:val="center"/>
-          </w:tcPr>
-          <w:p>
-            <w:pPr>
-              <w:jc w:val="left"/>
-            </w:pPr>
-            <w:r>
-              <w:rPr>
-                <w:rFonts w:ascii="NanumGothic" w:cs="NanumGothic" w:eastAsia="NanumGothic" w:hAnsi="NanumGothic"/>
-                <w:sz w:val="20"/>
-                <w:szCs w:val="20"/>
-              </w:rPr>
-              <w:t xml:space="preserve"/>
-            </w:r>
-          </w:p>
-        </w:tc>
-        <w:tc>
-          <w:tcPr>
-            <w:tcW w:type="dxa" w:w="907"/>
+            <w:tcW w:type="dxa" w:w="3741"/>
+            <w:tcBorders>
+              <w:top w:val="single" w:color="000000" w:sz="4"/>
+              <w:left w:val="single" w:color="000000" w:sz="4"/>
+              <w:bottom w:val="single" w:color="000000" w:sz="4"/>
+              <w:right w:val="single" w:color="000000" w:sz="4"/>
+            </w:tcBorders>
+            <w:shd w:fill="ffffff" w:color="auto" w:val="clear"/>
+            <w:tcMar>
+              <w:top w:type="dxa" w:w="170"/>
+              <w:left w:type="dxa" w:w="170"/>
+              <w:bottom w:type="dxa" w:w="170"/>
+              <w:right w:type="dxa" w:w="170"/>
+            </w:tcMar>
+            <w:vAlign w:val="center"/>
+          </w:tcPr>
+          <w:p>
+            <w:pPr>
+              <w:jc w:val="left"/>
+            </w:pPr>
+            <w:r>
+              <w:rPr>
+                <w:rFonts w:ascii="NanumGothic" w:cs="NanumGothic" w:eastAsia="NanumGothic" w:hAnsi="NanumGothic"/>
+                <w:sz w:val="20"/>
+                <w:szCs w:val="20"/>
+              </w:rPr>
+              <w:t xml:space="preserve"/>
+            </w:r>
+          </w:p>
+        </w:tc>
+        <w:tc>
+          <w:tcPr>
+            <w:tcW w:type="dxa" w:w="1247"/>
+            <w:tcBorders>
+              <w:top w:val="single" w:color="000000" w:sz="4"/>
+              <w:left w:val="single" w:color="000000" w:sz="4"/>
+              <w:bottom w:val="single" w:color="000000" w:sz="4"/>
+              <w:right w:val="single" w:color="000000" w:sz="4"/>
+            </w:tcBorders>
+            <w:shd w:fill="ffffff" w:color="auto" w:val="clear"/>
+            <w:tcMar>
+              <w:top w:type="dxa" w:w="170"/>
+              <w:left w:type="dxa" w:w="170"/>
+              <w:bottom w:type="dxa" w:w="170"/>
+              <w:right w:type="dxa" w:w="170"/>
+            </w:tcMar>
+            <w:vAlign w:val="center"/>
+          </w:tcPr>
+          <w:p>
+            <w:pPr>
+              <w:jc w:val="left"/>
+            </w:pPr>
+            <w:r>
+              <w:rPr>
+                <w:rFonts w:ascii="NanumGothic" w:cs="NanumGothic" w:eastAsia="NanumGothic" w:hAnsi="NanumGothic"/>
+                <w:sz w:val="20"/>
+                <w:szCs w:val="20"/>
+              </w:rPr>
+              <w:t xml:space="preserve"/>
+            </w:r>
+          </w:p>
+        </w:tc>
+        <w:tc>
+          <w:tcPr>
+            <w:tcW w:type="dxa" w:w="1247"/>
+            <w:tcBorders>
+              <w:top w:val="single" w:color="000000" w:sz="4"/>
+              <w:left w:val="single" w:color="000000" w:sz="4"/>
+              <w:bottom w:val="single" w:color="000000" w:sz="4"/>
+              <w:right w:val="single" w:color="000000" w:sz="4"/>
+            </w:tcBorders>
+            <w:shd w:fill="ffffff" w:color="auto" w:val="clear"/>
+            <w:tcMar>
+              <w:top w:type="dxa" w:w="170"/>
+              <w:left w:type="dxa" w:w="170"/>
+              <w:bottom w:type="dxa" w:w="170"/>
+              <w:right w:type="dxa" w:w="170"/>
+            </w:tcMar>
+            <w:vAlign w:val="center"/>
+          </w:tcPr>
+          <w:p>
+            <w:pPr>
+              <w:jc w:val="left"/>
+            </w:pPr>
+            <w:r>
+              <w:rPr>
+                <w:rFonts w:ascii="NanumGothic" w:cs="NanumGothic" w:eastAsia="NanumGothic" w:hAnsi="NanumGothic"/>
+                <w:sz w:val="20"/>
+                <w:szCs w:val="20"/>
+              </w:rPr>
+              <w:t xml:space="preserve"/>
+            </w:r>
+          </w:p>
+        </w:tc>
+        <w:tc>
+          <w:tcPr>
+            <w:tcW w:type="dxa" w:w="1247"/>
+            <w:tcBorders>
+              <w:top w:val="single" w:color="000000" w:sz="4"/>
+              <w:left w:val="single" w:color="000000" w:sz="4"/>
+              <w:bottom w:val="single" w:color="000000" w:sz="4"/>
+              <w:right w:val="single" w:color="000000" w:sz="4"/>
+            </w:tcBorders>
+            <w:shd w:fill="ffffff" w:color="auto" w:val="clear"/>
+            <w:tcMar>
+              <w:top w:type="dxa" w:w="170"/>
+              <w:left w:type="dxa" w:w="170"/>
+              <w:bottom w:type="dxa" w:w="170"/>
+              <w:right w:type="dxa" w:w="170"/>
+            </w:tcMar>
+            <w:vAlign w:val="center"/>
+          </w:tcPr>
+          <w:p>
+            <w:pPr>
+              <w:jc w:val="left"/>
+            </w:pPr>
+            <w:r>
+              <w:rPr>
+                <w:rFonts w:ascii="NanumGothic" w:cs="NanumGothic" w:eastAsia="NanumGothic" w:hAnsi="NanumGothic"/>
+                <w:sz w:val="20"/>
+                <w:szCs w:val="20"/>
+              </w:rPr>
+              <w:t xml:space="preserve"/>
+            </w:r>
+          </w:p>
+        </w:tc>
+        <w:tc>
+          <w:tcPr>
+            <w:tcW w:type="dxa" w:w="1587"/>
             <w:tcBorders>
               <w:top w:val="single" w:color="000000" w:sz="4"/>
               <w:left w:val="single" w:color="000000" w:sz="4"/>
@@ -1877,7 +1877,7 @@
         </w:tc>
         <w:tc>
           <w:tcPr>
-            <w:tcW w:type="dxa" w:w="3968"/>
+            <w:tcW w:type="dxa" w:w="3741"/>
             <w:tcBorders>
               <w:top w:val="single" w:color="000000" w:sz="4"/>
               <w:left w:val="single" w:color="000000" w:sz="4"/>
@@ -1909,7 +1909,7 @@
         </w:tc>
         <w:tc>
           <w:tcPr>
-            <w:tcW w:type="dxa" w:w="1474"/>
+            <w:tcW w:type="dxa" w:w="1247"/>
             <w:tcBorders>
               <w:top w:val="single" w:color="000000" w:sz="4"/>
               <w:left w:val="single" w:color="000000" w:sz="4"/>
@@ -1941,7 +1941,7 @@
         </w:tc>
         <w:tc>
           <w:tcPr>
-            <w:tcW w:type="dxa" w:w="1474"/>
+            <w:tcW w:type="dxa" w:w="1247"/>
             <w:tcBorders>
               <w:top w:val="single" w:color="000000" w:sz="4"/>
               <w:left w:val="single" w:color="000000" w:sz="4"/>
@@ -2005,7 +2005,7 @@
         </w:tc>
         <w:tc>
           <w:tcPr>
-            <w:tcW w:type="dxa" w:w="907"/>
+            <w:tcW w:type="dxa" w:w="1587"/>
             <w:tcBorders>
               <w:top w:val="single" w:color="000000" w:sz="4"/>
               <w:left w:val="single" w:color="000000" w:sz="4"/>
@@ -2074,135 +2074,135 @@
         </w:tc>
         <w:tc>
           <w:tcPr>
-            <w:tcW w:type="dxa" w:w="3968"/>
-            <w:tcBorders>
-              <w:top w:val="single" w:color="000000" w:sz="4"/>
-              <w:left w:val="single" w:color="000000" w:sz="4"/>
-              <w:bottom w:val="single" w:color="000000" w:sz="4"/>
-              <w:right w:val="single" w:color="000000" w:sz="4"/>
-            </w:tcBorders>
-            <w:shd w:fill="ffffff" w:color="auto" w:val="clear"/>
-            <w:tcMar>
-              <w:top w:type="dxa" w:w="170"/>
-              <w:left w:type="dxa" w:w="170"/>
-              <w:bottom w:type="dxa" w:w="170"/>
-              <w:right w:type="dxa" w:w="170"/>
-            </w:tcMar>
-            <w:vAlign w:val="center"/>
-          </w:tcPr>
-          <w:p>
-            <w:pPr>
-              <w:jc w:val="left"/>
-            </w:pPr>
-            <w:r>
-              <w:rPr>
-                <w:rFonts w:ascii="NanumGothic" w:cs="NanumGothic" w:eastAsia="NanumGothic" w:hAnsi="NanumGothic"/>
-                <w:sz w:val="20"/>
-                <w:szCs w:val="20"/>
-              </w:rPr>
-              <w:t xml:space="preserve"/>
-            </w:r>
-          </w:p>
-        </w:tc>
-        <w:tc>
-          <w:tcPr>
-            <w:tcW w:type="dxa" w:w="1474"/>
-            <w:tcBorders>
-              <w:top w:val="single" w:color="000000" w:sz="4"/>
-              <w:left w:val="single" w:color="000000" w:sz="4"/>
-              <w:bottom w:val="single" w:color="000000" w:sz="4"/>
-              <w:right w:val="single" w:color="000000" w:sz="4"/>
-            </w:tcBorders>
-            <w:shd w:fill="ffffff" w:color="auto" w:val="clear"/>
-            <w:tcMar>
-              <w:top w:type="dxa" w:w="170"/>
-              <w:left w:type="dxa" w:w="170"/>
-              <w:bottom w:type="dxa" w:w="170"/>
-              <w:right w:type="dxa" w:w="170"/>
-            </w:tcMar>
-            <w:vAlign w:val="center"/>
-          </w:tcPr>
-          <w:p>
-            <w:pPr>
-              <w:jc w:val="left"/>
-            </w:pPr>
-            <w:r>
-              <w:rPr>
-                <w:rFonts w:ascii="NanumGothic" w:cs="NanumGothic" w:eastAsia="NanumGothic" w:hAnsi="NanumGothic"/>
-                <w:sz w:val="20"/>
-                <w:szCs w:val="20"/>
-              </w:rPr>
-              <w:t xml:space="preserve"/>
-            </w:r>
-          </w:p>
-        </w:tc>
-        <w:tc>
-          <w:tcPr>
-            <w:tcW w:type="dxa" w:w="1474"/>
-            <w:tcBorders>
-              <w:top w:val="single" w:color="000000" w:sz="4"/>
-              <w:left w:val="single" w:color="000000" w:sz="4"/>
-              <w:bottom w:val="single" w:color="000000" w:sz="4"/>
-              <w:right w:val="single" w:color="000000" w:sz="4"/>
-            </w:tcBorders>
-            <w:shd w:fill="ffffff" w:color="auto" w:val="clear"/>
-            <w:tcMar>
-              <w:top w:type="dxa" w:w="170"/>
-              <w:left w:type="dxa" w:w="170"/>
-              <w:bottom w:type="dxa" w:w="170"/>
-              <w:right w:type="dxa" w:w="170"/>
-            </w:tcMar>
-            <w:vAlign w:val="center"/>
-          </w:tcPr>
-          <w:p>
-            <w:pPr>
-              <w:jc w:val="left"/>
-            </w:pPr>
-            <w:r>
-              <w:rPr>
-                <w:rFonts w:ascii="NanumGothic" w:cs="NanumGothic" w:eastAsia="NanumGothic" w:hAnsi="NanumGothic"/>
-                <w:sz w:val="20"/>
-                <w:szCs w:val="20"/>
-              </w:rPr>
-              <w:t xml:space="preserve"/>
-            </w:r>
-          </w:p>
-        </w:tc>
-        <w:tc>
-          <w:tcPr>
-            <w:tcW w:type="dxa" w:w="1247"/>
-            <w:tcBorders>
-              <w:top w:val="single" w:color="000000" w:sz="4"/>
-              <w:left w:val="single" w:color="000000" w:sz="4"/>
-              <w:bottom w:val="single" w:color="000000" w:sz="4"/>
-              <w:right w:val="single" w:color="000000" w:sz="4"/>
-            </w:tcBorders>
-            <w:shd w:fill="ffffff" w:color="auto" w:val="clear"/>
-            <w:tcMar>
-              <w:top w:type="dxa" w:w="170"/>
-              <w:left w:type="dxa" w:w="170"/>
-              <w:bottom w:type="dxa" w:w="170"/>
-              <w:right w:type="dxa" w:w="170"/>
-            </w:tcMar>
-            <w:vAlign w:val="center"/>
-          </w:tcPr>
-          <w:p>
-            <w:pPr>
-              <w:jc w:val="left"/>
-            </w:pPr>
-            <w:r>
-              <w:rPr>
-                <w:rFonts w:ascii="NanumGothic" w:cs="NanumGothic" w:eastAsia="NanumGothic" w:hAnsi="NanumGothic"/>
-                <w:sz w:val="20"/>
-                <w:szCs w:val="20"/>
-              </w:rPr>
-              <w:t xml:space="preserve"/>
-            </w:r>
-          </w:p>
-        </w:tc>
-        <w:tc>
-          <w:tcPr>
-            <w:tcW w:type="dxa" w:w="907"/>
+            <w:tcW w:type="dxa" w:w="3741"/>
+            <w:tcBorders>
+              <w:top w:val="single" w:color="000000" w:sz="4"/>
+              <w:left w:val="single" w:color="000000" w:sz="4"/>
+              <w:bottom w:val="single" w:color="000000" w:sz="4"/>
+              <w:right w:val="single" w:color="000000" w:sz="4"/>
+            </w:tcBorders>
+            <w:shd w:fill="ffffff" w:color="auto" w:val="clear"/>
+            <w:tcMar>
+              <w:top w:type="dxa" w:w="170"/>
+              <w:left w:type="dxa" w:w="170"/>
+              <w:bottom w:type="dxa" w:w="170"/>
+              <w:right w:type="dxa" w:w="170"/>
+            </w:tcMar>
+            <w:vAlign w:val="center"/>
+          </w:tcPr>
+          <w:p>
+            <w:pPr>
+              <w:jc w:val="left"/>
+            </w:pPr>
+            <w:r>
+              <w:rPr>
+                <w:rFonts w:ascii="NanumGothic" w:cs="NanumGothic" w:eastAsia="NanumGothic" w:hAnsi="NanumGothic"/>
+                <w:sz w:val="20"/>
+                <w:szCs w:val="20"/>
+              </w:rPr>
+              <w:t xml:space="preserve"/>
+            </w:r>
+          </w:p>
+        </w:tc>
+        <w:tc>
+          <w:tcPr>
+            <w:tcW w:type="dxa" w:w="1247"/>
+            <w:tcBorders>
+              <w:top w:val="single" w:color="000000" w:sz="4"/>
+              <w:left w:val="single" w:color="000000" w:sz="4"/>
+              <w:bottom w:val="single" w:color="000000" w:sz="4"/>
+              <w:right w:val="single" w:color="000000" w:sz="4"/>
+            </w:tcBorders>
+            <w:shd w:fill="ffffff" w:color="auto" w:val="clear"/>
+            <w:tcMar>
+              <w:top w:type="dxa" w:w="170"/>
+              <w:left w:type="dxa" w:w="170"/>
+              <w:bottom w:type="dxa" w:w="170"/>
+              <w:right w:type="dxa" w:w="170"/>
+            </w:tcMar>
+            <w:vAlign w:val="center"/>
+          </w:tcPr>
+          <w:p>
+            <w:pPr>
+              <w:jc w:val="left"/>
+            </w:pPr>
+            <w:r>
+              <w:rPr>
+                <w:rFonts w:ascii="NanumGothic" w:cs="NanumGothic" w:eastAsia="NanumGothic" w:hAnsi="NanumGothic"/>
+                <w:sz w:val="20"/>
+                <w:szCs w:val="20"/>
+              </w:rPr>
+              <w:t xml:space="preserve"/>
+            </w:r>
+          </w:p>
+        </w:tc>
+        <w:tc>
+          <w:tcPr>
+            <w:tcW w:type="dxa" w:w="1247"/>
+            <w:tcBorders>
+              <w:top w:val="single" w:color="000000" w:sz="4"/>
+              <w:left w:val="single" w:color="000000" w:sz="4"/>
+              <w:bottom w:val="single" w:color="000000" w:sz="4"/>
+              <w:right w:val="single" w:color="000000" w:sz="4"/>
+            </w:tcBorders>
+            <w:shd w:fill="ffffff" w:color="auto" w:val="clear"/>
+            <w:tcMar>
+              <w:top w:type="dxa" w:w="170"/>
+              <w:left w:type="dxa" w:w="170"/>
+              <w:bottom w:type="dxa" w:w="170"/>
+              <w:right w:type="dxa" w:w="170"/>
+            </w:tcMar>
+            <w:vAlign w:val="center"/>
+          </w:tcPr>
+          <w:p>
+            <w:pPr>
+              <w:jc w:val="left"/>
+            </w:pPr>
+            <w:r>
+              <w:rPr>
+                <w:rFonts w:ascii="NanumGothic" w:cs="NanumGothic" w:eastAsia="NanumGothic" w:hAnsi="NanumGothic"/>
+                <w:sz w:val="20"/>
+                <w:szCs w:val="20"/>
+              </w:rPr>
+              <w:t xml:space="preserve"/>
+            </w:r>
+          </w:p>
+        </w:tc>
+        <w:tc>
+          <w:tcPr>
+            <w:tcW w:type="dxa" w:w="1247"/>
+            <w:tcBorders>
+              <w:top w:val="single" w:color="000000" w:sz="4"/>
+              <w:left w:val="single" w:color="000000" w:sz="4"/>
+              <w:bottom w:val="single" w:color="000000" w:sz="4"/>
+              <w:right w:val="single" w:color="000000" w:sz="4"/>
+            </w:tcBorders>
+            <w:shd w:fill="ffffff" w:color="auto" w:val="clear"/>
+            <w:tcMar>
+              <w:top w:type="dxa" w:w="170"/>
+              <w:left w:type="dxa" w:w="170"/>
+              <w:bottom w:type="dxa" w:w="170"/>
+              <w:right w:type="dxa" w:w="170"/>
+            </w:tcMar>
+            <w:vAlign w:val="center"/>
+          </w:tcPr>
+          <w:p>
+            <w:pPr>
+              <w:jc w:val="left"/>
+            </w:pPr>
+            <w:r>
+              <w:rPr>
+                <w:rFonts w:ascii="NanumGothic" w:cs="NanumGothic" w:eastAsia="NanumGothic" w:hAnsi="NanumGothic"/>
+                <w:sz w:val="20"/>
+                <w:szCs w:val="20"/>
+              </w:rPr>
+              <w:t xml:space="preserve"/>
+            </w:r>
+          </w:p>
+        </w:tc>
+        <w:tc>
+          <w:tcPr>
+            <w:tcW w:type="dxa" w:w="1587"/>
             <w:tcBorders>
               <w:top w:val="single" w:color="000000" w:sz="4"/>
               <w:left w:val="single" w:color="000000" w:sz="4"/>
@@ -2271,7 +2271,7 @@
         </w:tc>
         <w:tc>
           <w:tcPr>
-            <w:tcW w:type="dxa" w:w="3968"/>
+            <w:tcW w:type="dxa" w:w="3741"/>
             <w:tcBorders>
               <w:top w:val="single" w:color="000000" w:sz="4"/>
               <w:left w:val="single" w:color="000000" w:sz="4"/>
@@ -2303,7 +2303,7 @@
         </w:tc>
         <w:tc>
           <w:tcPr>
-            <w:tcW w:type="dxa" w:w="1474"/>
+            <w:tcW w:type="dxa" w:w="1247"/>
             <w:tcBorders>
               <w:top w:val="single" w:color="000000" w:sz="4"/>
               <w:left w:val="single" w:color="000000" w:sz="4"/>
@@ -2335,7 +2335,7 @@
         </w:tc>
         <w:tc>
           <w:tcPr>
-            <w:tcW w:type="dxa" w:w="1474"/>
+            <w:tcW w:type="dxa" w:w="1247"/>
             <w:tcBorders>
               <w:top w:val="single" w:color="000000" w:sz="4"/>
               <w:left w:val="single" w:color="000000" w:sz="4"/>
@@ -2399,7 +2399,401 @@
         </w:tc>
         <w:tc>
           <w:tcPr>
-            <w:tcW w:type="dxa" w:w="907"/>
+            <w:tcW w:type="dxa" w:w="1587"/>
+            <w:tcBorders>
+              <w:top w:val="single" w:color="000000" w:sz="4"/>
+              <w:left w:val="single" w:color="000000" w:sz="4"/>
+              <w:bottom w:val="single" w:color="000000" w:sz="4"/>
+              <w:right w:val="single" w:color="000000" w:sz="4"/>
+            </w:tcBorders>
+            <w:shd w:fill="F5F5F5" w:color="auto" w:val="clear"/>
+            <w:tcMar>
+              <w:top w:type="dxa" w:w="170"/>
+              <w:left w:type="dxa" w:w="170"/>
+              <w:bottom w:type="dxa" w:w="170"/>
+              <w:right w:type="dxa" w:w="170"/>
+            </w:tcMar>
+            <w:vAlign w:val="center"/>
+          </w:tcPr>
+          <w:p>
+            <w:pPr>
+              <w:jc w:val="left"/>
+            </w:pPr>
+            <w:r>
+              <w:rPr>
+                <w:rFonts w:ascii="NanumGothic" w:cs="NanumGothic" w:eastAsia="NanumGothic" w:hAnsi="NanumGothic"/>
+                <w:sz w:val="20"/>
+                <w:szCs w:val="20"/>
+              </w:rPr>
+              <w:t xml:space="preserve"/>
+            </w:r>
+          </w:p>
+        </w:tc>
+      </w:tr>
+      <w:tr>
+        <w:trPr>
+          <w:trHeight w:val="510" w:hRule="atLeast"/>
+        </w:trPr>
+        <w:tc>
+          <w:tcPr>
+            <w:tcW w:type="dxa" w:w="566"/>
+            <w:tcBorders>
+              <w:top w:val="single" w:color="000000" w:sz="4"/>
+              <w:left w:val="single" w:color="000000" w:sz="4"/>
+              <w:bottom w:val="single" w:color="000000" w:sz="4"/>
+              <w:right w:val="single" w:color="000000" w:sz="4"/>
+            </w:tcBorders>
+            <w:shd w:fill="ffffff" w:color="auto" w:val="clear"/>
+            <w:tcMar>
+              <w:top w:type="dxa" w:w="170"/>
+              <w:left w:type="dxa" w:w="170"/>
+              <w:bottom w:type="dxa" w:w="170"/>
+              <w:right w:type="dxa" w:w="170"/>
+            </w:tcMar>
+            <w:vAlign w:val="center"/>
+          </w:tcPr>
+          <w:p>
+            <w:pPr>
+              <w:jc w:val="left"/>
+            </w:pPr>
+            <w:r>
+              <w:rPr>
+                <w:rFonts w:ascii="NanumGothic" w:cs="NanumGothic" w:eastAsia="NanumGothic" w:hAnsi="NanumGothic"/>
+                <w:sz w:val="20"/>
+                <w:szCs w:val="20"/>
+              </w:rPr>
+              <w:t xml:space="preserve"/>
+            </w:r>
+          </w:p>
+        </w:tc>
+        <w:tc>
+          <w:tcPr>
+            <w:tcW w:type="dxa" w:w="3741"/>
+            <w:tcBorders>
+              <w:top w:val="single" w:color="000000" w:sz="4"/>
+              <w:left w:val="single" w:color="000000" w:sz="4"/>
+              <w:bottom w:val="single" w:color="000000" w:sz="4"/>
+              <w:right w:val="single" w:color="000000" w:sz="4"/>
+            </w:tcBorders>
+            <w:shd w:fill="ffffff" w:color="auto" w:val="clear"/>
+            <w:tcMar>
+              <w:top w:type="dxa" w:w="170"/>
+              <w:left w:type="dxa" w:w="170"/>
+              <w:bottom w:type="dxa" w:w="170"/>
+              <w:right w:type="dxa" w:w="170"/>
+            </w:tcMar>
+            <w:vAlign w:val="center"/>
+          </w:tcPr>
+          <w:p>
+            <w:pPr>
+              <w:jc w:val="left"/>
+            </w:pPr>
+            <w:r>
+              <w:rPr>
+                <w:rFonts w:ascii="NanumGothic" w:cs="NanumGothic" w:eastAsia="NanumGothic" w:hAnsi="NanumGothic"/>
+                <w:sz w:val="20"/>
+                <w:szCs w:val="20"/>
+              </w:rPr>
+              <w:t xml:space="preserve"/>
+            </w:r>
+          </w:p>
+        </w:tc>
+        <w:tc>
+          <w:tcPr>
+            <w:tcW w:type="dxa" w:w="1247"/>
+            <w:tcBorders>
+              <w:top w:val="single" w:color="000000" w:sz="4"/>
+              <w:left w:val="single" w:color="000000" w:sz="4"/>
+              <w:bottom w:val="single" w:color="000000" w:sz="4"/>
+              <w:right w:val="single" w:color="000000" w:sz="4"/>
+            </w:tcBorders>
+            <w:shd w:fill="ffffff" w:color="auto" w:val="clear"/>
+            <w:tcMar>
+              <w:top w:type="dxa" w:w="170"/>
+              <w:left w:type="dxa" w:w="170"/>
+              <w:bottom w:type="dxa" w:w="170"/>
+              <w:right w:type="dxa" w:w="170"/>
+            </w:tcMar>
+            <w:vAlign w:val="center"/>
+          </w:tcPr>
+          <w:p>
+            <w:pPr>
+              <w:jc w:val="left"/>
+            </w:pPr>
+            <w:r>
+              <w:rPr>
+                <w:rFonts w:ascii="NanumGothic" w:cs="NanumGothic" w:eastAsia="NanumGothic" w:hAnsi="NanumGothic"/>
+                <w:sz w:val="20"/>
+                <w:szCs w:val="20"/>
+              </w:rPr>
+              <w:t xml:space="preserve"/>
+            </w:r>
+          </w:p>
+        </w:tc>
+        <w:tc>
+          <w:tcPr>
+            <w:tcW w:type="dxa" w:w="1247"/>
+            <w:tcBorders>
+              <w:top w:val="single" w:color="000000" w:sz="4"/>
+              <w:left w:val="single" w:color="000000" w:sz="4"/>
+              <w:bottom w:val="single" w:color="000000" w:sz="4"/>
+              <w:right w:val="single" w:color="000000" w:sz="4"/>
+            </w:tcBorders>
+            <w:shd w:fill="ffffff" w:color="auto" w:val="clear"/>
+            <w:tcMar>
+              <w:top w:type="dxa" w:w="170"/>
+              <w:left w:type="dxa" w:w="170"/>
+              <w:bottom w:type="dxa" w:w="170"/>
+              <w:right w:type="dxa" w:w="170"/>
+            </w:tcMar>
+            <w:vAlign w:val="center"/>
+          </w:tcPr>
+          <w:p>
+            <w:pPr>
+              <w:jc w:val="left"/>
+            </w:pPr>
+            <w:r>
+              <w:rPr>
+                <w:rFonts w:ascii="NanumGothic" w:cs="NanumGothic" w:eastAsia="NanumGothic" w:hAnsi="NanumGothic"/>
+                <w:sz w:val="20"/>
+                <w:szCs w:val="20"/>
+              </w:rPr>
+              <w:t xml:space="preserve"/>
+            </w:r>
+          </w:p>
+        </w:tc>
+        <w:tc>
+          <w:tcPr>
+            <w:tcW w:type="dxa" w:w="1247"/>
+            <w:tcBorders>
+              <w:top w:val="single" w:color="000000" w:sz="4"/>
+              <w:left w:val="single" w:color="000000" w:sz="4"/>
+              <w:bottom w:val="single" w:color="000000" w:sz="4"/>
+              <w:right w:val="single" w:color="000000" w:sz="4"/>
+            </w:tcBorders>
+            <w:shd w:fill="ffffff" w:color="auto" w:val="clear"/>
+            <w:tcMar>
+              <w:top w:type="dxa" w:w="170"/>
+              <w:left w:type="dxa" w:w="170"/>
+              <w:bottom w:type="dxa" w:w="170"/>
+              <w:right w:type="dxa" w:w="170"/>
+            </w:tcMar>
+            <w:vAlign w:val="center"/>
+          </w:tcPr>
+          <w:p>
+            <w:pPr>
+              <w:jc w:val="left"/>
+            </w:pPr>
+            <w:r>
+              <w:rPr>
+                <w:rFonts w:ascii="NanumGothic" w:cs="NanumGothic" w:eastAsia="NanumGothic" w:hAnsi="NanumGothic"/>
+                <w:sz w:val="20"/>
+                <w:szCs w:val="20"/>
+              </w:rPr>
+              <w:t xml:space="preserve"/>
+            </w:r>
+          </w:p>
+        </w:tc>
+        <w:tc>
+          <w:tcPr>
+            <w:tcW w:type="dxa" w:w="1587"/>
+            <w:tcBorders>
+              <w:top w:val="single" w:color="000000" w:sz="4"/>
+              <w:left w:val="single" w:color="000000" w:sz="4"/>
+              <w:bottom w:val="single" w:color="000000" w:sz="4"/>
+              <w:right w:val="single" w:color="000000" w:sz="4"/>
+            </w:tcBorders>
+            <w:shd w:fill="ffffff" w:color="auto" w:val="clear"/>
+            <w:tcMar>
+              <w:top w:type="dxa" w:w="170"/>
+              <w:left w:type="dxa" w:w="170"/>
+              <w:bottom w:type="dxa" w:w="170"/>
+              <w:right w:type="dxa" w:w="170"/>
+            </w:tcMar>
+            <w:vAlign w:val="center"/>
+          </w:tcPr>
+          <w:p>
+            <w:pPr>
+              <w:jc w:val="left"/>
+            </w:pPr>
+            <w:r>
+              <w:rPr>
+                <w:rFonts w:ascii="NanumGothic" w:cs="NanumGothic" w:eastAsia="NanumGothic" w:hAnsi="NanumGothic"/>
+                <w:sz w:val="20"/>
+                <w:szCs w:val="20"/>
+              </w:rPr>
+              <w:t xml:space="preserve"/>
+            </w:r>
+          </w:p>
+        </w:tc>
+      </w:tr>
+      <w:tr>
+        <w:trPr>
+          <w:trHeight w:val="510" w:hRule="atLeast"/>
+        </w:trPr>
+        <w:tc>
+          <w:tcPr>
+            <w:tcW w:type="dxa" w:w="566"/>
+            <w:tcBorders>
+              <w:top w:val="single" w:color="000000" w:sz="4"/>
+              <w:left w:val="single" w:color="000000" w:sz="4"/>
+              <w:bottom w:val="single" w:color="000000" w:sz="4"/>
+              <w:right w:val="single" w:color="000000" w:sz="4"/>
+            </w:tcBorders>
+            <w:shd w:fill="F5F5F5" w:color="auto" w:val="clear"/>
+            <w:tcMar>
+              <w:top w:type="dxa" w:w="170"/>
+              <w:left w:type="dxa" w:w="170"/>
+              <w:bottom w:type="dxa" w:w="170"/>
+              <w:right w:type="dxa" w:w="170"/>
+            </w:tcMar>
+            <w:vAlign w:val="center"/>
+          </w:tcPr>
+          <w:p>
+            <w:pPr>
+              <w:jc w:val="left"/>
+            </w:pPr>
+            <w:r>
+              <w:rPr>
+                <w:rFonts w:ascii="NanumGothic" w:cs="NanumGothic" w:eastAsia="NanumGothic" w:hAnsi="NanumGothic"/>
+                <w:sz w:val="20"/>
+                <w:szCs w:val="20"/>
+              </w:rPr>
+              <w:t xml:space="preserve"/>
+            </w:r>
+          </w:p>
+        </w:tc>
+        <w:tc>
+          <w:tcPr>
+            <w:tcW w:type="dxa" w:w="3741"/>
+            <w:tcBorders>
+              <w:top w:val="single" w:color="000000" w:sz="4"/>
+              <w:left w:val="single" w:color="000000" w:sz="4"/>
+              <w:bottom w:val="single" w:color="000000" w:sz="4"/>
+              <w:right w:val="single" w:color="000000" w:sz="4"/>
+            </w:tcBorders>
+            <w:shd w:fill="F5F5F5" w:color="auto" w:val="clear"/>
+            <w:tcMar>
+              <w:top w:type="dxa" w:w="170"/>
+              <w:left w:type="dxa" w:w="170"/>
+              <w:bottom w:type="dxa" w:w="170"/>
+              <w:right w:type="dxa" w:w="170"/>
+            </w:tcMar>
+            <w:vAlign w:val="center"/>
+          </w:tcPr>
+          <w:p>
+            <w:pPr>
+              <w:jc w:val="left"/>
+            </w:pPr>
+            <w:r>
+              <w:rPr>
+                <w:rFonts w:ascii="NanumGothic" w:cs="NanumGothic" w:eastAsia="NanumGothic" w:hAnsi="NanumGothic"/>
+                <w:sz w:val="20"/>
+                <w:szCs w:val="20"/>
+              </w:rPr>
+              <w:t xml:space="preserve"/>
+            </w:r>
+          </w:p>
+        </w:tc>
+        <w:tc>
+          <w:tcPr>
+            <w:tcW w:type="dxa" w:w="1247"/>
+            <w:tcBorders>
+              <w:top w:val="single" w:color="000000" w:sz="4"/>
+              <w:left w:val="single" w:color="000000" w:sz="4"/>
+              <w:bottom w:val="single" w:color="000000" w:sz="4"/>
+              <w:right w:val="single" w:color="000000" w:sz="4"/>
+            </w:tcBorders>
+            <w:shd w:fill="F5F5F5" w:color="auto" w:val="clear"/>
+            <w:tcMar>
+              <w:top w:type="dxa" w:w="170"/>
+              <w:left w:type="dxa" w:w="170"/>
+              <w:bottom w:type="dxa" w:w="170"/>
+              <w:right w:type="dxa" w:w="170"/>
+            </w:tcMar>
+            <w:vAlign w:val="center"/>
+          </w:tcPr>
+          <w:p>
+            <w:pPr>
+              <w:jc w:val="left"/>
+            </w:pPr>
+            <w:r>
+              <w:rPr>
+                <w:rFonts w:ascii="NanumGothic" w:cs="NanumGothic" w:eastAsia="NanumGothic" w:hAnsi="NanumGothic"/>
+                <w:sz w:val="20"/>
+                <w:szCs w:val="20"/>
+              </w:rPr>
+              <w:t xml:space="preserve"/>
+            </w:r>
+          </w:p>
+        </w:tc>
+        <w:tc>
+          <w:tcPr>
+            <w:tcW w:type="dxa" w:w="1247"/>
+            <w:tcBorders>
+              <w:top w:val="single" w:color="000000" w:sz="4"/>
+              <w:left w:val="single" w:color="000000" w:sz="4"/>
+              <w:bottom w:val="single" w:color="000000" w:sz="4"/>
+              <w:right w:val="single" w:color="000000" w:sz="4"/>
+            </w:tcBorders>
+            <w:shd w:fill="F5F5F5" w:color="auto" w:val="clear"/>
+            <w:tcMar>
+              <w:top w:type="dxa" w:w="170"/>
+              <w:left w:type="dxa" w:w="170"/>
+              <w:bottom w:type="dxa" w:w="170"/>
+              <w:right w:type="dxa" w:w="170"/>
+            </w:tcMar>
+            <w:vAlign w:val="center"/>
+          </w:tcPr>
+          <w:p>
+            <w:pPr>
+              <w:jc w:val="left"/>
+            </w:pPr>
+            <w:r>
+              <w:rPr>
+                <w:rFonts w:ascii="NanumGothic" w:cs="NanumGothic" w:eastAsia="NanumGothic" w:hAnsi="NanumGothic"/>
+                <w:sz w:val="20"/>
+                <w:szCs w:val="20"/>
+              </w:rPr>
+              <w:t xml:space="preserve"/>
+            </w:r>
+          </w:p>
+        </w:tc>
+        <w:tc>
+          <w:tcPr>
+            <w:tcW w:type="dxa" w:w="1247"/>
+            <w:tcBorders>
+              <w:top w:val="single" w:color="000000" w:sz="4"/>
+              <w:left w:val="single" w:color="000000" w:sz="4"/>
+              <w:bottom w:val="single" w:color="000000" w:sz="4"/>
+              <w:right w:val="single" w:color="000000" w:sz="4"/>
+            </w:tcBorders>
+            <w:shd w:fill="F5F5F5" w:color="auto" w:val="clear"/>
+            <w:tcMar>
+              <w:top w:type="dxa" w:w="170"/>
+              <w:left w:type="dxa" w:w="170"/>
+              <w:bottom w:type="dxa" w:w="170"/>
+              <w:right w:type="dxa" w:w="170"/>
+            </w:tcMar>
+            <w:vAlign w:val="center"/>
+          </w:tcPr>
+          <w:p>
+            <w:pPr>
+              <w:jc w:val="left"/>
+            </w:pPr>
+            <w:r>
+              <w:rPr>
+                <w:rFonts w:ascii="NanumGothic" w:cs="NanumGothic" w:eastAsia="NanumGothic" w:hAnsi="NanumGothic"/>
+                <w:sz w:val="20"/>
+                <w:szCs w:val="20"/>
+              </w:rPr>
+              <w:t xml:space="preserve"/>
+            </w:r>
+          </w:p>
+        </w:tc>
+        <w:tc>
+          <w:tcPr>
+            <w:tcW w:type="dxa" w:w="1587"/>
             <w:tcBorders>
               <w:top w:val="single" w:color="000000" w:sz="4"/>
               <w:left w:val="single" w:color="000000" w:sz="4"/>
@@ -2489,106 +2883,14 @@
                 <w:sz w:val="20"/>
                 <w:szCs w:val="20"/>
               </w:rPr>
-              <w:t xml:space="preserve">원인 분석</w:t>
+              <w:t xml:space="preserve">종합 의견 및 특이사항</w:t>
             </w:r>
           </w:p>
         </w:tc>
       </w:tr>
       <w:tr>
         <w:trPr>
-          <w:trHeight w:val="1700" w:hRule="atLeast"/>
-        </w:trPr>
-        <w:tc>
-          <w:tcPr>
-            <w:tcW w:type="dxa" w:w="9637"/>
-            <w:tcBorders>
-              <w:top w:val="single" w:color="000000" w:sz="4"/>
-              <w:left w:val="single" w:color="000000" w:sz="4"/>
-              <w:bottom w:val="single" w:color="000000" w:sz="4"/>
-              <w:right w:val="single" w:color="000000" w:sz="4"/>
-            </w:tcBorders>
-            <w:shd w:fill="F5F5F5" w:color="auto" w:val="clear"/>
-            <w:tcMar>
-              <w:top w:type="dxa" w:w="170"/>
-              <w:left w:type="dxa" w:w="170"/>
-              <w:bottom w:type="dxa" w:w="170"/>
-              <w:right w:type="dxa" w:w="170"/>
-            </w:tcMar>
-          </w:tcPr>
-          <w:p>
-            <w:r>
-              <w:t xml:space="preserve"/>
-            </w:r>
-          </w:p>
-        </w:tc>
-      </w:tr>
-    </w:tbl>
-    <w:p>
-      <w:pPr>
-        <w:spacing w:after="80" w:before="80"/>
-      </w:pPr>
-      <w:r>
-        <w:t xml:space="preserve"/>
-      </w:r>
-    </w:p>
-    <w:tbl>
-      <w:tblPr>
-        <w:tblW w:type="dxa" w:w="9637"/>
-        <w:tblBorders>
-          <w:top w:val="single" w:color="auto" w:sz="4"/>
-          <w:left w:val="single" w:color="auto" w:sz="4"/>
-          <w:bottom w:val="single" w:color="auto" w:sz="4"/>
-          <w:right w:val="single" w:color="auto" w:sz="4"/>
-          <w:insideH w:val="single" w:color="auto" w:sz="4"/>
-          <w:insideV w:val="single" w:color="auto" w:sz="4"/>
-        </w:tblBorders>
-        <w:tblLayout w:type="fixed"/>
-      </w:tblPr>
-      <w:tblGrid>
-        <w:gridCol w:w="9637"/>
-      </w:tblGrid>
-      <w:tr>
-        <w:trPr>
-          <w:trHeight w:val="396" w:hRule="atLeast"/>
-        </w:trPr>
-        <w:tc>
-          <w:tcPr>
-            <w:tcW w:type="dxa" w:w="9637"/>
-            <w:tcBorders>
-              <w:top w:val="single" w:color="000000" w:sz="4"/>
-              <w:left w:val="single" w:color="000000" w:sz="4"/>
-              <w:bottom w:val="single" w:color="000000" w:sz="4"/>
-              <w:right w:val="single" w:color="000000" w:sz="4"/>
-            </w:tcBorders>
-            <w:shd w:fill="E8E8E8" w:color="auto" w:val="clear"/>
-            <w:tcMar>
-              <w:top w:type="dxa" w:w="170"/>
-              <w:left w:type="dxa" w:w="170"/>
-              <w:bottom w:type="dxa" w:w="170"/>
-              <w:right w:type="dxa" w:w="170"/>
-            </w:tcMar>
-            <w:vAlign w:val="center"/>
-          </w:tcPr>
-          <w:p>
-            <w:pPr>
-              <w:jc w:val="center"/>
-            </w:pPr>
-            <w:r>
-              <w:rPr>
-                <w:rFonts w:ascii="NanumGothic" w:cs="NanumGothic" w:eastAsia="NanumGothic" w:hAnsi="NanumGothic"/>
-                <w:b/>
-                <w:bCs/>
-                <w:sz w:val="20"/>
-                <w:szCs w:val="20"/>
-              </w:rPr>
-              <w:t xml:space="preserve">재발방지 대책</w:t>
-            </w:r>
-          </w:p>
-        </w:tc>
-      </w:tr>
-      <w:tr>
-        <w:trPr>
-          <w:trHeight w:val="1417" w:hRule="atLeast"/>
+          <w:trHeight w:val="1587" w:hRule="atLeast"/>
         </w:trPr>
         <w:tc>
           <w:tcPr>
@@ -2675,7 +2977,7 @@
                 <w:sz w:val="20"/>
                 <w:szCs w:val="20"/>
               </w:rPr>
-              <w:t xml:space="preserve">조사자</w:t>
+              <w:t xml:space="preserve">작성자</w:t>
             </w:r>
           </w:p>
         </w:tc>
